--- a/新node环境配置.docx
+++ b/新node环境配置.docx
@@ -1197,6 +1197,46 @@
           <w:color w:val="FF0000"/>
         </w:rPr>
       </w:pPr>
+      <w:r>
+        <w:rPr>
+          <w:noProof/>
+        </w:rPr>
+        <w:drawing>
+          <wp:inline distT="0" distB="0" distL="0" distR="0" wp14:anchorId="16B892E7" wp14:editId="334731D6">
+            <wp:extent cx="5731510" cy="1061720"/>
+            <wp:effectExtent l="0" t="0" r="2540" b="5080"/>
+            <wp:docPr id="1950611740" name="Picture 1" descr="A white rectangular object with a white background&#10;&#10;AI-generated content may be incorrect."/>
+            <wp:cNvGraphicFramePr>
+              <a:graphicFrameLocks xmlns:a="http://schemas.openxmlformats.org/drawingml/2006/main" noChangeAspect="1"/>
+            </wp:cNvGraphicFramePr>
+            <a:graphic xmlns:a="http://schemas.openxmlformats.org/drawingml/2006/main">
+              <a:graphicData uri="http://schemas.openxmlformats.org/drawingml/2006/picture">
+                <pic:pic xmlns:pic="http://schemas.openxmlformats.org/drawingml/2006/picture">
+                  <pic:nvPicPr>
+                    <pic:cNvPr id="1950611740" name="Picture 1" descr="A white rectangular object with a white background&#10;&#10;AI-generated content may be incorrect."/>
+                    <pic:cNvPicPr/>
+                  </pic:nvPicPr>
+                  <pic:blipFill>
+                    <a:blip r:embed="rId11"/>
+                    <a:stretch>
+                      <a:fillRect/>
+                    </a:stretch>
+                  </pic:blipFill>
+                  <pic:spPr>
+                    <a:xfrm>
+                      <a:off x="0" y="0"/>
+                      <a:ext cx="5731510" cy="1061720"/>
+                    </a:xfrm>
+                    <a:prstGeom prst="rect">
+                      <a:avLst/>
+                    </a:prstGeom>
+                  </pic:spPr>
+                </pic:pic>
+              </a:graphicData>
+            </a:graphic>
+          </wp:inline>
+        </w:drawing>
+      </w:r>
     </w:p>
     <w:p>
       <w:pPr>
@@ -1204,20 +1244,191 @@
           <w:color w:val="FF0000"/>
         </w:rPr>
       </w:pPr>
+      <w:r>
+        <w:rPr>
+          <w:noProof/>
+        </w:rPr>
+        <w:drawing>
+          <wp:inline distT="0" distB="0" distL="0" distR="0" wp14:anchorId="647D3197" wp14:editId="142AEA55">
+            <wp:extent cx="5731510" cy="2265045"/>
+            <wp:effectExtent l="0" t="0" r="2540" b="1905"/>
+            <wp:docPr id="1327428764" name="Picture 1" descr="A screenshot of a computer&#10;&#10;AI-generated content may be incorrect."/>
+            <wp:cNvGraphicFramePr>
+              <a:graphicFrameLocks xmlns:a="http://schemas.openxmlformats.org/drawingml/2006/main" noChangeAspect="1"/>
+            </wp:cNvGraphicFramePr>
+            <a:graphic xmlns:a="http://schemas.openxmlformats.org/drawingml/2006/main">
+              <a:graphicData uri="http://schemas.openxmlformats.org/drawingml/2006/picture">
+                <pic:pic xmlns:pic="http://schemas.openxmlformats.org/drawingml/2006/picture">
+                  <pic:nvPicPr>
+                    <pic:cNvPr id="1327428764" name="Picture 1" descr="A screenshot of a computer&#10;&#10;AI-generated content may be incorrect."/>
+                    <pic:cNvPicPr/>
+                  </pic:nvPicPr>
+                  <pic:blipFill>
+                    <a:blip r:embed="rId12"/>
+                    <a:stretch>
+                      <a:fillRect/>
+                    </a:stretch>
+                  </pic:blipFill>
+                  <pic:spPr>
+                    <a:xfrm>
+                      <a:off x="0" y="0"/>
+                      <a:ext cx="5731510" cy="2265045"/>
+                    </a:xfrm>
+                    <a:prstGeom prst="rect">
+                      <a:avLst/>
+                    </a:prstGeom>
+                  </pic:spPr>
+                </pic:pic>
+              </a:graphicData>
+            </a:graphic>
+          </wp:inline>
+        </w:drawing>
+      </w:r>
+    </w:p>
+    <w:p/>
+    <w:p/>
+    <w:p/>
+    <w:p>
+      <w:r>
+        <w:rPr>
+          <w:noProof/>
+        </w:rPr>
+        <w:lastRenderedPageBreak/>
+        <w:drawing>
+          <wp:inline distT="0" distB="0" distL="0" distR="0" wp14:anchorId="4F455391" wp14:editId="17254901">
+            <wp:extent cx="4825706" cy="2771065"/>
+            <wp:effectExtent l="0" t="0" r="0" b="0"/>
+            <wp:docPr id="552752784" name="Picture 1" descr="A screenshot of a computer&#10;&#10;AI-generated content may be incorrect."/>
+            <wp:cNvGraphicFramePr>
+              <a:graphicFrameLocks xmlns:a="http://schemas.openxmlformats.org/drawingml/2006/main" noChangeAspect="1"/>
+            </wp:cNvGraphicFramePr>
+            <a:graphic xmlns:a="http://schemas.openxmlformats.org/drawingml/2006/main">
+              <a:graphicData uri="http://schemas.openxmlformats.org/drawingml/2006/picture">
+                <pic:pic xmlns:pic="http://schemas.openxmlformats.org/drawingml/2006/picture">
+                  <pic:nvPicPr>
+                    <pic:cNvPr id="552752784" name="Picture 1" descr="A screenshot of a computer&#10;&#10;AI-generated content may be incorrect."/>
+                    <pic:cNvPicPr/>
+                  </pic:nvPicPr>
+                  <pic:blipFill>
+                    <a:blip r:embed="rId13"/>
+                    <a:stretch>
+                      <a:fillRect/>
+                    </a:stretch>
+                  </pic:blipFill>
+                  <pic:spPr>
+                    <a:xfrm>
+                      <a:off x="0" y="0"/>
+                      <a:ext cx="4828843" cy="2772866"/>
+                    </a:xfrm>
+                    <a:prstGeom prst="rect">
+                      <a:avLst/>
+                    </a:prstGeom>
+                  </pic:spPr>
+                </pic:pic>
+              </a:graphicData>
+            </a:graphic>
+          </wp:inline>
+        </w:drawing>
+      </w:r>
     </w:p>
     <w:p/>
     <w:p/>
     <w:p/>
     <w:p/>
-    <w:p/>
-    <w:p/>
-    <w:p/>
-    <w:p/>
-    <w:p/>
+    <w:p>
+      <w:r>
+        <w:rPr>
+          <w:noProof/>
+        </w:rPr>
+        <w:drawing>
+          <wp:inline distT="0" distB="0" distL="0" distR="0" wp14:anchorId="056ED0F9" wp14:editId="69FBFE70">
+            <wp:extent cx="5731510" cy="2974975"/>
+            <wp:effectExtent l="0" t="0" r="2540" b="0"/>
+            <wp:docPr id="1119584939" name="Picture 1" descr="A screenshot of a computer&#10;&#10;AI-generated content may be incorrect."/>
+            <wp:cNvGraphicFramePr>
+              <a:graphicFrameLocks xmlns:a="http://schemas.openxmlformats.org/drawingml/2006/main" noChangeAspect="1"/>
+            </wp:cNvGraphicFramePr>
+            <a:graphic xmlns:a="http://schemas.openxmlformats.org/drawingml/2006/main">
+              <a:graphicData uri="http://schemas.openxmlformats.org/drawingml/2006/picture">
+                <pic:pic xmlns:pic="http://schemas.openxmlformats.org/drawingml/2006/picture">
+                  <pic:nvPicPr>
+                    <pic:cNvPr id="1119584939" name="Picture 1" descr="A screenshot of a computer&#10;&#10;AI-generated content may be incorrect."/>
+                    <pic:cNvPicPr/>
+                  </pic:nvPicPr>
+                  <pic:blipFill>
+                    <a:blip r:embed="rId14"/>
+                    <a:stretch>
+                      <a:fillRect/>
+                    </a:stretch>
+                  </pic:blipFill>
+                  <pic:spPr>
+                    <a:xfrm>
+                      <a:off x="0" y="0"/>
+                      <a:ext cx="5731510" cy="2974975"/>
+                    </a:xfrm>
+                    <a:prstGeom prst="rect">
+                      <a:avLst/>
+                    </a:prstGeom>
+                  </pic:spPr>
+                </pic:pic>
+              </a:graphicData>
+            </a:graphic>
+          </wp:inline>
+        </w:drawing>
+      </w:r>
+    </w:p>
+    <w:p>
+      <w:pPr>
+        <w:rPr>
+          <w:rFonts w:hint="eastAsia"/>
+        </w:rPr>
+      </w:pPr>
+      <w:r>
+        <w:rPr>
+          <w:noProof/>
+        </w:rPr>
+        <w:lastRenderedPageBreak/>
+        <w:drawing>
+          <wp:inline distT="0" distB="0" distL="0" distR="0" wp14:anchorId="7A4452BC" wp14:editId="788E8421">
+            <wp:extent cx="5731510" cy="3396615"/>
+            <wp:effectExtent l="0" t="0" r="2540" b="0"/>
+            <wp:docPr id="1235352558" name="Picture 1" descr="A screenshot of a computer&#10;&#10;AI-generated content may be incorrect."/>
+            <wp:cNvGraphicFramePr>
+              <a:graphicFrameLocks xmlns:a="http://schemas.openxmlformats.org/drawingml/2006/main" noChangeAspect="1"/>
+            </wp:cNvGraphicFramePr>
+            <a:graphic xmlns:a="http://schemas.openxmlformats.org/drawingml/2006/main">
+              <a:graphicData uri="http://schemas.openxmlformats.org/drawingml/2006/picture">
+                <pic:pic xmlns:pic="http://schemas.openxmlformats.org/drawingml/2006/picture">
+                  <pic:nvPicPr>
+                    <pic:cNvPr id="1235352558" name="Picture 1" descr="A screenshot of a computer&#10;&#10;AI-generated content may be incorrect."/>
+                    <pic:cNvPicPr/>
+                  </pic:nvPicPr>
+                  <pic:blipFill>
+                    <a:blip r:embed="rId15"/>
+                    <a:stretch>
+                      <a:fillRect/>
+                    </a:stretch>
+                  </pic:blipFill>
+                  <pic:spPr>
+                    <a:xfrm>
+                      <a:off x="0" y="0"/>
+                      <a:ext cx="5731510" cy="3396615"/>
+                    </a:xfrm>
+                    <a:prstGeom prst="rect">
+                      <a:avLst/>
+                    </a:prstGeom>
+                  </pic:spPr>
+                </pic:pic>
+              </a:graphicData>
+            </a:graphic>
+          </wp:inline>
+        </w:drawing>
+      </w:r>
+    </w:p>
     <w:sectPr>
-      <w:footerReference w:type="even" r:id="rId11"/>
-      <w:footerReference w:type="default" r:id="rId12"/>
-      <w:footerReference w:type="first" r:id="rId13"/>
+      <w:footerReference w:type="even" r:id="rId16"/>
+      <w:footerReference w:type="default" r:id="rId17"/>
+      <w:footerReference w:type="first" r:id="rId18"/>
       <w:pgSz w:w="11906" w:h="16838"/>
       <w:pgMar w:top="1440" w:right="1440" w:bottom="1440" w:left="1440" w:header="851" w:footer="992" w:gutter="0"/>
       <w:cols w:space="425"/>
